--- a/imagenes_funciones.docx
+++ b/imagenes_funciones.docx
@@ -187,6 +187,185 @@
       </w:r>
     </w:p>
     <w:p/>
+    <w:p/>
+    <w:p/>
+    <w:p/>
+    <w:p>
+      <w:r>
+        <w:lastRenderedPageBreak/>
+        <w:t>MODULO DE PQRs</w:t>
+      </w:r>
+    </w:p>
+    <w:p>
+      <w:r>
+        <w:rPr>
+          <w:noProof/>
+        </w:rPr>
+        <w:drawing>
+          <wp:inline distT="0" distB="0" distL="0" distR="0" wp14:anchorId="724CE1B6" wp14:editId="1D377E3F">
+            <wp:extent cx="5612130" cy="3156585"/>
+            <wp:effectExtent l="0" t="0" r="7620" b="5715"/>
+            <wp:docPr id="1166496238" name="Imagen 1"/>
+            <wp:cNvGraphicFramePr>
+              <a:graphicFrameLocks xmlns:a="http://schemas.openxmlformats.org/drawingml/2006/main" noChangeAspect="1"/>
+            </wp:cNvGraphicFramePr>
+            <a:graphic xmlns:a="http://schemas.openxmlformats.org/drawingml/2006/main">
+              <a:graphicData uri="http://schemas.openxmlformats.org/drawingml/2006/picture">
+                <pic:pic xmlns:pic="http://schemas.openxmlformats.org/drawingml/2006/picture">
+                  <pic:nvPicPr>
+                    <pic:cNvPr id="1166496238" name=""/>
+                    <pic:cNvPicPr/>
+                  </pic:nvPicPr>
+                  <pic:blipFill>
+                    <a:blip r:embed="rId8"/>
+                    <a:stretch>
+                      <a:fillRect/>
+                    </a:stretch>
+                  </pic:blipFill>
+                  <pic:spPr>
+                    <a:xfrm>
+                      <a:off x="0" y="0"/>
+                      <a:ext cx="5612130" cy="3156585"/>
+                    </a:xfrm>
+                    <a:prstGeom prst="rect">
+                      <a:avLst/>
+                    </a:prstGeom>
+                  </pic:spPr>
+                </pic:pic>
+              </a:graphicData>
+            </a:graphic>
+          </wp:inline>
+        </w:drawing>
+      </w:r>
+    </w:p>
+    <w:p/>
+    <w:p>
+      <w:r>
+        <w:rPr>
+          <w:noProof/>
+        </w:rPr>
+        <w:drawing>
+          <wp:inline distT="0" distB="0" distL="0" distR="0" wp14:anchorId="75D89E9B" wp14:editId="092F6A6C">
+            <wp:extent cx="5612130" cy="3156585"/>
+            <wp:effectExtent l="0" t="0" r="7620" b="5715"/>
+            <wp:docPr id="798133055" name="Imagen 1"/>
+            <wp:cNvGraphicFramePr>
+              <a:graphicFrameLocks xmlns:a="http://schemas.openxmlformats.org/drawingml/2006/main" noChangeAspect="1"/>
+            </wp:cNvGraphicFramePr>
+            <a:graphic xmlns:a="http://schemas.openxmlformats.org/drawingml/2006/main">
+              <a:graphicData uri="http://schemas.openxmlformats.org/drawingml/2006/picture">
+                <pic:pic xmlns:pic="http://schemas.openxmlformats.org/drawingml/2006/picture">
+                  <pic:nvPicPr>
+                    <pic:cNvPr id="798133055" name=""/>
+                    <pic:cNvPicPr/>
+                  </pic:nvPicPr>
+                  <pic:blipFill>
+                    <a:blip r:embed="rId9"/>
+                    <a:stretch>
+                      <a:fillRect/>
+                    </a:stretch>
+                  </pic:blipFill>
+                  <pic:spPr>
+                    <a:xfrm>
+                      <a:off x="0" y="0"/>
+                      <a:ext cx="5612130" cy="3156585"/>
+                    </a:xfrm>
+                    <a:prstGeom prst="rect">
+                      <a:avLst/>
+                    </a:prstGeom>
+                  </pic:spPr>
+                </pic:pic>
+              </a:graphicData>
+            </a:graphic>
+          </wp:inline>
+        </w:drawing>
+      </w:r>
+    </w:p>
+    <w:p>
+      <w:r>
+        <w:rPr>
+          <w:noProof/>
+        </w:rPr>
+        <w:lastRenderedPageBreak/>
+        <w:drawing>
+          <wp:inline distT="0" distB="0" distL="0" distR="0" wp14:anchorId="02B97F4D" wp14:editId="3D8DA0BB">
+            <wp:extent cx="5612130" cy="3156585"/>
+            <wp:effectExtent l="0" t="0" r="7620" b="5715"/>
+            <wp:docPr id="1551859537" name="Imagen 1" descr="Captura de pantalla de computadora&#10;&#10;El contenido generado por IA puede ser incorrecto."/>
+            <wp:cNvGraphicFramePr>
+              <a:graphicFrameLocks xmlns:a="http://schemas.openxmlformats.org/drawingml/2006/main" noChangeAspect="1"/>
+            </wp:cNvGraphicFramePr>
+            <a:graphic xmlns:a="http://schemas.openxmlformats.org/drawingml/2006/main">
+              <a:graphicData uri="http://schemas.openxmlformats.org/drawingml/2006/picture">
+                <pic:pic xmlns:pic="http://schemas.openxmlformats.org/drawingml/2006/picture">
+                  <pic:nvPicPr>
+                    <pic:cNvPr id="1551859537" name="Imagen 1" descr="Captura de pantalla de computadora&#10;&#10;El contenido generado por IA puede ser incorrecto."/>
+                    <pic:cNvPicPr/>
+                  </pic:nvPicPr>
+                  <pic:blipFill>
+                    <a:blip r:embed="rId10"/>
+                    <a:stretch>
+                      <a:fillRect/>
+                    </a:stretch>
+                  </pic:blipFill>
+                  <pic:spPr>
+                    <a:xfrm>
+                      <a:off x="0" y="0"/>
+                      <a:ext cx="5612130" cy="3156585"/>
+                    </a:xfrm>
+                    <a:prstGeom prst="rect">
+                      <a:avLst/>
+                    </a:prstGeom>
+                  </pic:spPr>
+                </pic:pic>
+              </a:graphicData>
+            </a:graphic>
+          </wp:inline>
+        </w:drawing>
+      </w:r>
+    </w:p>
+    <w:p>
+      <w:r>
+        <w:rPr>
+          <w:noProof/>
+        </w:rPr>
+        <w:drawing>
+          <wp:inline distT="0" distB="0" distL="0" distR="0" wp14:anchorId="6E5B30F4" wp14:editId="683DB474">
+            <wp:extent cx="5612130" cy="3156585"/>
+            <wp:effectExtent l="0" t="0" r="7620" b="5715"/>
+            <wp:docPr id="2076381270" name="Imagen 1"/>
+            <wp:cNvGraphicFramePr>
+              <a:graphicFrameLocks xmlns:a="http://schemas.openxmlformats.org/drawingml/2006/main" noChangeAspect="1"/>
+            </wp:cNvGraphicFramePr>
+            <a:graphic xmlns:a="http://schemas.openxmlformats.org/drawingml/2006/main">
+              <a:graphicData uri="http://schemas.openxmlformats.org/drawingml/2006/picture">
+                <pic:pic xmlns:pic="http://schemas.openxmlformats.org/drawingml/2006/picture">
+                  <pic:nvPicPr>
+                    <pic:cNvPr id="2076381270" name=""/>
+                    <pic:cNvPicPr/>
+                  </pic:nvPicPr>
+                  <pic:blipFill>
+                    <a:blip r:embed="rId11"/>
+                    <a:stretch>
+                      <a:fillRect/>
+                    </a:stretch>
+                  </pic:blipFill>
+                  <pic:spPr>
+                    <a:xfrm>
+                      <a:off x="0" y="0"/>
+                      <a:ext cx="5612130" cy="3156585"/>
+                    </a:xfrm>
+                    <a:prstGeom prst="rect">
+                      <a:avLst/>
+                    </a:prstGeom>
+                  </pic:spPr>
+                </pic:pic>
+              </a:graphicData>
+            </a:graphic>
+          </wp:inline>
+        </w:drawing>
+      </w:r>
+    </w:p>
     <w:sectPr>
       <w:pgSz w:w="12240" w:h="15840"/>
       <w:pgMar w:top="1417" w:right="1701" w:bottom="1417" w:left="1701" w:header="708" w:footer="708" w:gutter="0"/>

--- a/imagenes_funciones.docx
+++ b/imagenes_funciones.docx
@@ -193,8 +193,13 @@
     <w:p>
       <w:r>
         <w:lastRenderedPageBreak/>
-        <w:t>MODULO DE PQRs</w:t>
+        <w:t xml:space="preserve">MODULO DE </w:t>
       </w:r>
+      <w:proofErr w:type="spellStart"/>
+      <w:r>
+        <w:t>PQRs</w:t>
+      </w:r>
+      <w:proofErr w:type="spellEnd"/>
     </w:p>
     <w:p>
       <w:r>

--- a/imagenes_funciones.docx
+++ b/imagenes_funciones.docx
@@ -193,13 +193,8 @@
     <w:p>
       <w:r>
         <w:lastRenderedPageBreak/>
-        <w:t xml:space="preserve">MODULO DE </w:t>
+        <w:t>MODULO DE PQRs</w:t>
       </w:r>
-      <w:proofErr w:type="spellStart"/>
-      <w:r>
-        <w:t>PQRs</w:t>
-      </w:r>
-      <w:proofErr w:type="spellEnd"/>
     </w:p>
     <w:p>
       <w:r>
@@ -371,6 +366,102 @@
         </w:drawing>
       </w:r>
     </w:p>
+    <w:p/>
+    <w:p/>
+    <w:p/>
+    <w:p/>
+    <w:p/>
+    <w:p>
+      <w:r>
+        <w:lastRenderedPageBreak/>
+        <w:t>INSCRIPCION ASPIRANTES</w:t>
+      </w:r>
+    </w:p>
+    <w:p>
+      <w:r>
+        <w:rPr>
+          <w:noProof/>
+        </w:rPr>
+        <w:drawing>
+          <wp:inline distT="0" distB="0" distL="0" distR="0" wp14:anchorId="6DB1DE5D" wp14:editId="0E5A58DD">
+            <wp:extent cx="5612130" cy="3156585"/>
+            <wp:effectExtent l="0" t="0" r="7620" b="5715"/>
+            <wp:docPr id="175968155" name="Imagen 1" descr="Captura de pantalla de computadora&#10;&#10;El contenido generado por IA puede ser incorrecto."/>
+            <wp:cNvGraphicFramePr>
+              <a:graphicFrameLocks xmlns:a="http://schemas.openxmlformats.org/drawingml/2006/main" noChangeAspect="1"/>
+            </wp:cNvGraphicFramePr>
+            <a:graphic xmlns:a="http://schemas.openxmlformats.org/drawingml/2006/main">
+              <a:graphicData uri="http://schemas.openxmlformats.org/drawingml/2006/picture">
+                <pic:pic xmlns:pic="http://schemas.openxmlformats.org/drawingml/2006/picture">
+                  <pic:nvPicPr>
+                    <pic:cNvPr id="175968155" name="Imagen 1" descr="Captura de pantalla de computadora&#10;&#10;El contenido generado por IA puede ser incorrecto."/>
+                    <pic:cNvPicPr/>
+                  </pic:nvPicPr>
+                  <pic:blipFill>
+                    <a:blip r:embed="rId12"/>
+                    <a:stretch>
+                      <a:fillRect/>
+                    </a:stretch>
+                  </pic:blipFill>
+                  <pic:spPr>
+                    <a:xfrm>
+                      <a:off x="0" y="0"/>
+                      <a:ext cx="5612130" cy="3156585"/>
+                    </a:xfrm>
+                    <a:prstGeom prst="rect">
+                      <a:avLst/>
+                    </a:prstGeom>
+                  </pic:spPr>
+                </pic:pic>
+              </a:graphicData>
+            </a:graphic>
+          </wp:inline>
+        </w:drawing>
+      </w:r>
+    </w:p>
+    <w:p>
+      <w:r>
+        <w:rPr>
+          <w:noProof/>
+        </w:rPr>
+        <w:drawing>
+          <wp:inline distT="0" distB="0" distL="0" distR="0" wp14:anchorId="6604F772" wp14:editId="2D36800B">
+            <wp:extent cx="5612130" cy="3156585"/>
+            <wp:effectExtent l="0" t="0" r="7620" b="5715"/>
+            <wp:docPr id="663400182" name="Imagen 1" descr="Una captura de pantalla de una computadora&#10;&#10;El contenido generado por IA puede ser incorrecto."/>
+            <wp:cNvGraphicFramePr>
+              <a:graphicFrameLocks xmlns:a="http://schemas.openxmlformats.org/drawingml/2006/main" noChangeAspect="1"/>
+            </wp:cNvGraphicFramePr>
+            <a:graphic xmlns:a="http://schemas.openxmlformats.org/drawingml/2006/main">
+              <a:graphicData uri="http://schemas.openxmlformats.org/drawingml/2006/picture">
+                <pic:pic xmlns:pic="http://schemas.openxmlformats.org/drawingml/2006/picture">
+                  <pic:nvPicPr>
+                    <pic:cNvPr id="663400182" name="Imagen 1" descr="Una captura de pantalla de una computadora&#10;&#10;El contenido generado por IA puede ser incorrecto."/>
+                    <pic:cNvPicPr/>
+                  </pic:nvPicPr>
+                  <pic:blipFill>
+                    <a:blip r:embed="rId13"/>
+                    <a:stretch>
+                      <a:fillRect/>
+                    </a:stretch>
+                  </pic:blipFill>
+                  <pic:spPr>
+                    <a:xfrm>
+                      <a:off x="0" y="0"/>
+                      <a:ext cx="5612130" cy="3156585"/>
+                    </a:xfrm>
+                    <a:prstGeom prst="rect">
+                      <a:avLst/>
+                    </a:prstGeom>
+                  </pic:spPr>
+                </pic:pic>
+              </a:graphicData>
+            </a:graphic>
+          </wp:inline>
+        </w:drawing>
+      </w:r>
+    </w:p>
+    <w:p/>
     <w:sectPr>
       <w:pgSz w:w="12240" w:h="15840"/>
       <w:pgMar w:top="1417" w:right="1701" w:bottom="1417" w:left="1701" w:header="708" w:footer="708" w:gutter="0"/>

--- a/imagenes_funciones.docx
+++ b/imagenes_funciones.docx
@@ -462,6 +462,99 @@
       </w:r>
     </w:p>
     <w:p/>
+    <w:p/>
+    <w:p/>
+    <w:p/>
+    <w:p>
+      <w:r>
+        <w:lastRenderedPageBreak/>
+        <w:t>BENEFICIARIOS</w:t>
+      </w:r>
+    </w:p>
+    <w:p>
+      <w:r>
+        <w:rPr>
+          <w:noProof/>
+        </w:rPr>
+        <w:drawing>
+          <wp:inline distT="0" distB="0" distL="0" distR="0" wp14:anchorId="0B70EC67" wp14:editId="55CD49EC">
+            <wp:extent cx="5612130" cy="3156585"/>
+            <wp:effectExtent l="0" t="0" r="7620" b="5715"/>
+            <wp:docPr id="353627087" name="Imagen 1" descr="Captura de pantalla de computadora&#10;&#10;El contenido generado por IA puede ser incorrecto."/>
+            <wp:cNvGraphicFramePr>
+              <a:graphicFrameLocks xmlns:a="http://schemas.openxmlformats.org/drawingml/2006/main" noChangeAspect="1"/>
+            </wp:cNvGraphicFramePr>
+            <a:graphic xmlns:a="http://schemas.openxmlformats.org/drawingml/2006/main">
+              <a:graphicData uri="http://schemas.openxmlformats.org/drawingml/2006/picture">
+                <pic:pic xmlns:pic="http://schemas.openxmlformats.org/drawingml/2006/picture">
+                  <pic:nvPicPr>
+                    <pic:cNvPr id="353627087" name="Imagen 1" descr="Captura de pantalla de computadora&#10;&#10;El contenido generado por IA puede ser incorrecto."/>
+                    <pic:cNvPicPr/>
+                  </pic:nvPicPr>
+                  <pic:blipFill>
+                    <a:blip r:embed="rId14"/>
+                    <a:stretch>
+                      <a:fillRect/>
+                    </a:stretch>
+                  </pic:blipFill>
+                  <pic:spPr>
+                    <a:xfrm>
+                      <a:off x="0" y="0"/>
+                      <a:ext cx="5612130" cy="3156585"/>
+                    </a:xfrm>
+                    <a:prstGeom prst="rect">
+                      <a:avLst/>
+                    </a:prstGeom>
+                  </pic:spPr>
+                </pic:pic>
+              </a:graphicData>
+            </a:graphic>
+          </wp:inline>
+        </w:drawing>
+      </w:r>
+    </w:p>
+    <w:p>
+      <w:r>
+        <w:rPr>
+          <w:noProof/>
+        </w:rPr>
+        <w:drawing>
+          <wp:inline distT="0" distB="0" distL="0" distR="0" wp14:anchorId="52D0034E" wp14:editId="1B8ABB8D">
+            <wp:extent cx="5612130" cy="3156585"/>
+            <wp:effectExtent l="0" t="0" r="7620" b="5715"/>
+            <wp:docPr id="1121844505" name="Imagen 1" descr="Captura de pantalla de computadora&#10;&#10;El contenido generado por IA puede ser incorrecto."/>
+            <wp:cNvGraphicFramePr>
+              <a:graphicFrameLocks xmlns:a="http://schemas.openxmlformats.org/drawingml/2006/main" noChangeAspect="1"/>
+            </wp:cNvGraphicFramePr>
+            <a:graphic xmlns:a="http://schemas.openxmlformats.org/drawingml/2006/main">
+              <a:graphicData uri="http://schemas.openxmlformats.org/drawingml/2006/picture">
+                <pic:pic xmlns:pic="http://schemas.openxmlformats.org/drawingml/2006/picture">
+                  <pic:nvPicPr>
+                    <pic:cNvPr id="1121844505" name="Imagen 1" descr="Captura de pantalla de computadora&#10;&#10;El contenido generado por IA puede ser incorrecto."/>
+                    <pic:cNvPicPr/>
+                  </pic:nvPicPr>
+                  <pic:blipFill>
+                    <a:blip r:embed="rId15"/>
+                    <a:stretch>
+                      <a:fillRect/>
+                    </a:stretch>
+                  </pic:blipFill>
+                  <pic:spPr>
+                    <a:xfrm>
+                      <a:off x="0" y="0"/>
+                      <a:ext cx="5612130" cy="3156585"/>
+                    </a:xfrm>
+                    <a:prstGeom prst="rect">
+                      <a:avLst/>
+                    </a:prstGeom>
+                  </pic:spPr>
+                </pic:pic>
+              </a:graphicData>
+            </a:graphic>
+          </wp:inline>
+        </w:drawing>
+      </w:r>
+    </w:p>
     <w:sectPr>
       <w:pgSz w:w="12240" w:h="15840"/>
       <w:pgMar w:top="1417" w:right="1701" w:bottom="1417" w:left="1701" w:header="708" w:footer="708" w:gutter="0"/>
